--- a/server/templates/library/risk-management-policy/template.docx
+++ b/server/templates/library/risk-management-policy/template.docx
@@ -3935,7 +3935,7 @@
               <w:szCs w:val="16"/>
               <w:rtl w:val="0"/>
             </w:rPr>
-            <w:t>The Board of Spring 2 Health Pty Ltd</w:t>
+            <w:t>The Board of {org.legal_name}</w:t>
           </w:r>
           <w:r>
             <w:rPr>
@@ -4313,7 +4313,7 @@
         <w:szCs w:val="28"/>
         <w:rtl w:val="0"/>
       </w:rPr>
-      <w:t>Spring 2 Health ABN 71 665 820 986</w:t>
+      <w:t>{org.name} ABN {org.abn}</w:t>
     </w:r>
   </w:p>
   <w:p>

--- a/server/templates/library/risk-management-policy/template.docx
+++ b/server/templates/library/risk-management-policy/template.docx
@@ -4298,6 +4298,15 @@
 <w:hdr xmlns:mc="http://schemas.openxmlformats.org/markup-compatibility/2006" xmlns:o="urn:schemas-microsoft-com:office:office" xmlns:r="http://schemas.openxmlformats.org/officeDocument/2006/relationships" xmlns:m="http://schemas.openxmlformats.org/officeDocument/2006/math" xmlns:v="urn:schemas-microsoft-com:vml" xmlns:wp="http://schemas.openxmlformats.org/drawingml/2006/wordprocessingDrawing" xmlns:w10="urn:schemas-microsoft-com:office:word" xmlns:w="http://schemas.openxmlformats.org/wordprocessingml/2006/main" xmlns:wne="http://schemas.microsoft.com/office/word/2006/wordml" xmlns:sl="http://schemas.openxmlformats.org/schemaLibrary/2006/main" xmlns:a="http://schemas.openxmlformats.org/drawingml/2006/main" xmlns:pic="http://schemas.openxmlformats.org/drawingml/2006/picture" xmlns:c="http://schemas.openxmlformats.org/drawingml/2006/chart" xmlns:lc="http://schemas.openxmlformats.org/drawingml/2006/lockedCanvas" xmlns:dgm="http://schemas.openxmlformats.org/drawingml/2006/diagram" xmlns:wps="http://schemas.microsoft.com/office/word/2010/wordprocessingShape" xmlns:wpg="http://schemas.microsoft.com/office/word/2010/wordprocessingGroup" xmlns:w14="http://schemas.microsoft.com/office/word/2010/wordml" xmlns:w15="http://schemas.microsoft.com/office/word/2012/wordml">
   <w:p>
     <w:pPr>
+      <w:spacing w:before="0" w:after="80"/>
+      <w:jc w:val="left"/>
+    </w:pPr>
+    <w:r>
+      <w:t xml:space="preserve">{%org_logo}</w:t>
+    </w:r>
+  </w:p>
+  <w:p>
+    <w:pPr>
       <w:pageBreakBefore w:val="0"/>
       <w:spacing w:after="120" w:line="240" w:lineRule="auto"/>
       <w:rPr>
@@ -4341,6 +4350,15 @@
 
 <file path=word/header2.xml><?xml version="1.0" encoding="utf-8"?>
 <w:hdr xmlns:mc="http://schemas.openxmlformats.org/markup-compatibility/2006" xmlns:o="urn:schemas-microsoft-com:office:office" xmlns:r="http://schemas.openxmlformats.org/officeDocument/2006/relationships" xmlns:m="http://schemas.openxmlformats.org/officeDocument/2006/math" xmlns:v="urn:schemas-microsoft-com:vml" xmlns:wp="http://schemas.openxmlformats.org/drawingml/2006/wordprocessingDrawing" xmlns:w10="urn:schemas-microsoft-com:office:word" xmlns:w="http://schemas.openxmlformats.org/wordprocessingml/2006/main" xmlns:wne="http://schemas.microsoft.com/office/word/2006/wordml" xmlns:sl="http://schemas.openxmlformats.org/schemaLibrary/2006/main" xmlns:a="http://schemas.openxmlformats.org/drawingml/2006/main" xmlns:pic="http://schemas.openxmlformats.org/drawingml/2006/picture" xmlns:c="http://schemas.openxmlformats.org/drawingml/2006/chart" xmlns:lc="http://schemas.openxmlformats.org/drawingml/2006/lockedCanvas" xmlns:dgm="http://schemas.openxmlformats.org/drawingml/2006/diagram" xmlns:wps="http://schemas.microsoft.com/office/word/2010/wordprocessingShape" xmlns:wpg="http://schemas.microsoft.com/office/word/2010/wordprocessingGroup" xmlns:w14="http://schemas.microsoft.com/office/word/2010/wordml" xmlns:w15="http://schemas.microsoft.com/office/word/2012/wordml">
+  <w:p>
+    <w:pPr>
+      <w:spacing w:before="0" w:after="80"/>
+      <w:jc w:val="left"/>
+    </w:pPr>
+    <w:r>
+      <w:t xml:space="preserve">{%org_logo}</w:t>
+    </w:r>
+  </w:p>
   <w:p>
     <w:pPr>
       <w:keepNext w:val="0"/>

--- a/server/templates/library/risk-management-policy/template.docx
+++ b/server/templates/library/risk-management-policy/template.docx
@@ -226,11 +226,6 @@
           <w:rtl w:val="0"/>
         </w:rPr>
         <w:t>incident management;</w:t>
-      </w:r>
-      <w:r>
-        <w:rPr>
-          <w:rtl w:val="0"/>
-        </w:rPr>
       </w:r>
     </w:p>
     <w:p>
@@ -519,11 +514,6 @@
         </w:rPr>
         <w:t>Appropriate insurance is in place, including professional indemnity, public liability and accident insurance.</w:t>
       </w:r>
-      <w:r>
-        <w:rPr>
-          <w:rtl w:val="0"/>
-        </w:rPr>
-      </w:r>
     </w:p>
     <w:p>
       <w:pPr>
@@ -771,11 +761,6 @@
         </w:rPr>
         <w:t>In this Policy:</w:t>
       </w:r>
-      <w:r>
-        <w:rPr>
-          <w:rtl w:val="0"/>
-        </w:rPr>
-      </w:r>
     </w:p>
     <w:p>
       <w:pPr>
@@ -1261,11 +1246,6 @@
           <w:rtl w:val="0"/>
         </w:rPr>
         <w:t>has the meaning given to that term in section 1.1.</w:t>
-      </w:r>
-      <w:r>
-        <w:rPr>
-          <w:rtl w:val="0"/>
-        </w:rPr>
       </w:r>
     </w:p>
     <w:p>
@@ -3496,7 +3476,7 @@
                 <w:b w:val="1"/>
                 <w:rtl w:val="0"/>
               </w:rPr>
-              <w:t>The board</w:t>
+              <w:t>The Director</w:t>
             </w:r>
           </w:p>
         </w:tc>
@@ -3584,11 +3564,6 @@
         </w:rPr>
         <w:t>Legislation, Rules, Guidelines and Policies apply to this policy and supporting documentation as set out in the Legislation Register.</w:t>
       </w:r>
-      <w:r>
-        <w:rPr>
-          <w:rtl w:val="0"/>
-        </w:rPr>
-      </w:r>
     </w:p>
     <w:p>
       <w:pPr>
@@ -3733,7 +3708,7 @@
         <w:rPr>
           <w:rtl w:val="0"/>
         </w:rPr>
-        <w:t>The Board of {org.legal_name}</w:t>
+        <w:t>{org.signatory.name}, Director of {org.legal_name}</w:t>
       </w:r>
     </w:p>
     <w:p>

--- a/server/templates/library/risk-management-policy/template.docx
+++ b/server/templates/library/risk-management-policy/template.docx
@@ -2349,7 +2349,7 @@
                 <w:rFonts w:ascii="Arial" w:cs="Arial" w:eastAsia="Arial" w:hAnsi="Arial"/>
                 <w:rtl w:val="0"/>
               </w:rPr>
-              <w:t>Conduct an annual survey of all Workers, Clients, their support networks and other stakeholders and ask them to suggest areas for improvement in relation to the Risk Management processes of {org.name}.</w:t>
+              <w:t>Actively seek and welcome feedback from Workers, Clients, their support networks and other stakeholders on an ongoing basis (including through our website) and use it to suggest areas for improvement in relation to the Risk Management processes of {org.name}.</w:t>
             </w:r>
           </w:p>
         </w:tc>

--- a/server/templates/library/risk-management-policy/template.docx
+++ b/server/templates/library/risk-management-policy/template.docx
@@ -226,6 +226,11 @@
           <w:rtl w:val="0"/>
         </w:rPr>
         <w:t>incident management;</w:t>
+      </w:r>
+      <w:r>
+        <w:rPr>
+          <w:rtl w:val="0"/>
+        </w:rPr>
       </w:r>
     </w:p>
     <w:p>
@@ -514,6 +519,11 @@
         </w:rPr>
         <w:t>Appropriate insurance is in place, including professional indemnity, public liability and accident insurance.</w:t>
       </w:r>
+      <w:r>
+        <w:rPr>
+          <w:rtl w:val="0"/>
+        </w:rPr>
+      </w:r>
     </w:p>
     <w:p>
       <w:pPr>
@@ -761,6 +771,11 @@
         </w:rPr>
         <w:t>In this Policy:</w:t>
       </w:r>
+      <w:r>
+        <w:rPr>
+          <w:rtl w:val="0"/>
+        </w:rPr>
+      </w:r>
     </w:p>
     <w:p>
       <w:pPr>
@@ -1246,6 +1261,11 @@
           <w:rtl w:val="0"/>
         </w:rPr>
         <w:t>has the meaning given to that term in section 1.1.</w:t>
+      </w:r>
+      <w:r>
+        <w:rPr>
+          <w:rtl w:val="0"/>
+        </w:rPr>
       </w:r>
     </w:p>
     <w:p>
@@ -2349,7 +2369,7 @@
                 <w:rFonts w:ascii="Arial" w:cs="Arial" w:eastAsia="Arial" w:hAnsi="Arial"/>
                 <w:rtl w:val="0"/>
               </w:rPr>
-              <w:t>Actively seek and welcome feedback from Workers, Clients, their support networks and other stakeholders on an ongoing basis (including through our website) and use it to suggest areas for improvement in relation to the Risk Management processes of {org.name}.</w:t>
+              <w:t>Conduct an annual survey of all Workers, Clients, their support networks and other stakeholders and ask them to suggest areas for improvement in relation to the Risk Management processes of {org.name}.</w:t>
             </w:r>
           </w:p>
         </w:tc>
@@ -3476,7 +3496,7 @@
                 <w:b w:val="1"/>
                 <w:rtl w:val="0"/>
               </w:rPr>
-              <w:t>The Director</w:t>
+              <w:t>The board</w:t>
             </w:r>
           </w:p>
         </w:tc>
@@ -3564,6 +3584,11 @@
         </w:rPr>
         <w:t>Legislation, Rules, Guidelines and Policies apply to this policy and supporting documentation as set out in the Legislation Register.</w:t>
       </w:r>
+      <w:r>
+        <w:rPr>
+          <w:rtl w:val="0"/>
+        </w:rPr>
+      </w:r>
     </w:p>
     <w:p>
       <w:pPr>
@@ -3708,7 +3733,7 @@
         <w:rPr>
           <w:rtl w:val="0"/>
         </w:rPr>
-        <w:t>{org.signatory.name}, Director of {org.legal_name}</w:t>
+        <w:t>The Board of {org.legal_name}</w:t>
       </w:r>
     </w:p>
     <w:p>
